--- a/DOCUMENTACION WORD/elementos.docx
+++ b/DOCUMENTACION WORD/elementos.docx
@@ -12182,17 +12182,12 @@
         <w:t>()-&gt;</w:t>
       </w:r>
       <w:proofErr w:type="spellStart"/>
-      <w:proofErr w:type="gramStart"/>
       <w:r>
         <w:t>all</w:t>
       </w:r>
       <w:proofErr w:type="spellEnd"/>
       <w:r>
-        <w:t>(</w:t>
-      </w:r>
-      <w:proofErr w:type="gramEnd"/>
-      <w:r>
-        <w:t>);</w:t>
+        <w:t>();</w:t>
       </w:r>
     </w:p>
     <w:p/>
@@ -12209,17 +12204,12 @@
         <w:t>-&gt;</w:t>
       </w:r>
       <w:proofErr w:type="spellStart"/>
-      <w:proofErr w:type="gramStart"/>
       <w:r>
         <w:t>dispatch</w:t>
       </w:r>
       <w:proofErr w:type="spellEnd"/>
       <w:r>
-        <w:t>(</w:t>
-      </w:r>
-      <w:proofErr w:type="gramEnd"/>
-      <w:r>
-        <w:t>'open-modal-visita', solicitud: $solicitud-&gt;</w:t>
+        <w:t>('open-modal-visita', solicitud: $solicitud-&gt;</w:t>
       </w:r>
       <w:proofErr w:type="spellStart"/>
       <w:r>
@@ -12244,17 +12234,12 @@
         <w:t>-&gt;</w:t>
       </w:r>
       <w:proofErr w:type="spellStart"/>
-      <w:proofErr w:type="gramStart"/>
       <w:r>
         <w:t>dispatch</w:t>
       </w:r>
       <w:proofErr w:type="spellEnd"/>
       <w:r>
-        <w:t>(</w:t>
-      </w:r>
-      <w:proofErr w:type="gramEnd"/>
-      <w:r>
-        <w:t>'open-modal-visita', solicitud: $</w:t>
+        <w:t>('open-modal-visita', solicitud: $</w:t>
       </w:r>
       <w:proofErr w:type="spellStart"/>
       <w:r>
@@ -12419,15 +12404,7 @@
     </w:p>
     <w:p>
       <w:r>
-        <w:t>@click="</w:t>
-      </w:r>
-      <w:proofErr w:type="gramStart"/>
-      <w:r>
-        <w:t>foto.mostrar</w:t>
-      </w:r>
-      <w:proofErr w:type="gramEnd"/>
-      <w:r>
-        <w:t xml:space="preserve"> = ! </w:t>
+        <w:t xml:space="preserve">@click="foto.mostrar = ! </w:t>
       </w:r>
       <w:proofErr w:type="spellStart"/>
       <w:r>
@@ -12466,12 +12443,10 @@
         <w:t xml:space="preserve"> x-show="</w:t>
       </w:r>
       <w:proofErr w:type="spellStart"/>
-      <w:proofErr w:type="gramStart"/>
       <w:r>
         <w:t>foto.mostrar</w:t>
       </w:r>
       <w:proofErr w:type="spellEnd"/>
-      <w:proofErr w:type="gramEnd"/>
       <w:r>
         <w:t>" ...&gt;</w:t>
       </w:r>
@@ -12488,13 +12463,8 @@
       </w:r>
     </w:p>
     <w:p>
-      <w:proofErr w:type="gramStart"/>
-      <w:r>
-        <w:t>&lt;!--</w:t>
-      </w:r>
-      <w:proofErr w:type="gramEnd"/>
-      <w:r>
-        <w:t xml:space="preserve"> abrir foto --&gt;</w:t>
+      <w:r>
+        <w:t>&lt;!-- abrir foto --&gt;</w:t>
       </w:r>
     </w:p>
     <w:p>
@@ -12510,12 +12480,10 @@
         <w:t xml:space="preserve"> x-show="</w:t>
       </w:r>
       <w:proofErr w:type="spellStart"/>
-      <w:proofErr w:type="gramStart"/>
       <w:r>
         <w:t>foto.mostrar</w:t>
       </w:r>
       <w:proofErr w:type="spellEnd"/>
-      <w:proofErr w:type="gramEnd"/>
       <w:r>
         <w:t>"&gt;</w:t>
       </w:r>
@@ -13102,7 +13070,6 @@
         <w:t>fotosSeleccionadas</w:t>
       </w:r>
       <w:proofErr w:type="spellEnd"/>
-      <w:proofErr w:type="gramStart"/>
       <w:r>
         <w:t>" :</w:t>
       </w:r>
@@ -13111,7 +13078,6 @@
         <w:t>key</w:t>
       </w:r>
       <w:proofErr w:type="spellEnd"/>
-      <w:proofErr w:type="gramEnd"/>
       <w:r>
         <w:t>="</w:t>
       </w:r>
@@ -13269,15 +13235,7 @@
     </w:p>
     <w:p>
       <w:r>
-        <w:t>                                {{-- @click="</w:t>
-      </w:r>
-      <w:proofErr w:type="gramStart"/>
-      <w:r>
-        <w:t>foto.mostrar</w:t>
-      </w:r>
-      <w:proofErr w:type="gramEnd"/>
-      <w:r>
-        <w:t xml:space="preserve"> = ! </w:t>
+        <w:t xml:space="preserve">                                {{-- @click="foto.mostrar = ! </w:t>
       </w:r>
       <w:proofErr w:type="spellStart"/>
       <w:r>
@@ -13707,17 +13665,104 @@
     </w:p>
     <w:p>
       <w:r>
+        <w:t>                            &lt;!-- abrir foto --&gt;</w:t>
+      </w:r>
+    </w:p>
+    <w:p>
+      <w:r>
+        <w:t>                            &lt;</w:t>
+      </w:r>
+      <w:proofErr w:type="spellStart"/>
+      <w:r>
+        <w:t>div</w:t>
+      </w:r>
+      <w:proofErr w:type="spellEnd"/>
+      <w:r>
+        <w:t xml:space="preserve"> </w:t>
+      </w:r>
+    </w:p>
+    <w:p>
+      <w:r>
+        <w:t>                            {{-- x-show="</w:t>
+      </w:r>
+      <w:proofErr w:type="spellStart"/>
+      <w:r>
+        <w:t>foto.mostrar</w:t>
+      </w:r>
+      <w:proofErr w:type="spellEnd"/>
+      <w:r>
+        <w:t>" --}}</w:t>
+      </w:r>
+    </w:p>
+    <w:p>
+      <w:r>
         <w:t xml:space="preserve">                            </w:t>
       </w:r>
-      <w:proofErr w:type="gramStart"/>
-      <w:r>
-        <w:t>&lt;!--</w:t>
-      </w:r>
-      <w:proofErr w:type="gramEnd"/>
-      <w:r>
-        <w:t xml:space="preserve"> abrir foto --&gt;</w:t>
-      </w:r>
-    </w:p>
+      <w:proofErr w:type="spellStart"/>
+      <w:r>
+        <w:t>x-transition:enter</w:t>
+      </w:r>
+      <w:proofErr w:type="spellEnd"/>
+      <w:r>
+        <w:t>="</w:t>
+      </w:r>
+      <w:proofErr w:type="spellStart"/>
+      <w:r>
+        <w:t>transition</w:t>
+      </w:r>
+      <w:proofErr w:type="spellEnd"/>
+      <w:r>
+        <w:t xml:space="preserve"> </w:t>
+      </w:r>
+      <w:proofErr w:type="spellStart"/>
+      <w:r>
+        <w:t>ease-out</w:t>
+      </w:r>
+      <w:proofErr w:type="spellEnd"/>
+      <w:r>
+        <w:t xml:space="preserve"> duration-300"</w:t>
+      </w:r>
+    </w:p>
+    <w:p>
+      <w:r>
+        <w:t xml:space="preserve">                            </w:t>
+      </w:r>
+      <w:proofErr w:type="spellStart"/>
+      <w:r>
+        <w:t>x-transition:enter-start</w:t>
+      </w:r>
+      <w:proofErr w:type="spellEnd"/>
+      <w:r>
+        <w:t>="opacity-0 translate-y-2"</w:t>
+      </w:r>
+    </w:p>
+    <w:p>
+      <w:r>
+        <w:t xml:space="preserve">                            </w:t>
+      </w:r>
+      <w:proofErr w:type="spellStart"/>
+      <w:r>
+        <w:t>x-transition:enter-end</w:t>
+      </w:r>
+      <w:proofErr w:type="spellEnd"/>
+      <w:r>
+        <w:t>="opacity-100 translate-y-0"</w:t>
+      </w:r>
+    </w:p>
+    <w:p>
+      <w:r>
+        <w:t xml:space="preserve">                            </w:t>
+      </w:r>
+      <w:proofErr w:type="spellStart"/>
+      <w:r>
+        <w:t>class</w:t>
+      </w:r>
+      <w:proofErr w:type="spellEnd"/>
+      <w:r>
+        <w:t>="mt-4"&gt;</w:t>
+      </w:r>
+    </w:p>
+    <w:p/>
     <w:p>
       <w:r>
         <w:t>                            &lt;</w:t>
@@ -13728,44 +13773,40 @@
       </w:r>
       <w:proofErr w:type="spellEnd"/>
       <w:r>
+        <w:t xml:space="preserve"> class="relative </w:t>
+      </w:r>
+      <w:proofErr w:type="spellStart"/>
+      <w:r>
+        <w:t>inline</w:t>
+      </w:r>
+      <w:proofErr w:type="spellEnd"/>
+      <w:r>
+        <w:t>-block w-full</w:t>
+      </w:r>
+    </w:p>
+    <w:p>
+      <w:r>
+        <w:t xml:space="preserve">                            </w:t>
+      </w:r>
+      <w:proofErr w:type="spellStart"/>
+      <w:r>
+        <w:t>text</w:t>
+      </w:r>
+      <w:proofErr w:type="spellEnd"/>
+      <w:r>
+        <w:t xml:space="preserve">-center bg-gray-50 </w:t>
+      </w:r>
+      <w:proofErr w:type="spellStart"/>
+      <w:r>
+        <w:t>rounded-lg</w:t>
+      </w:r>
+      <w:proofErr w:type="spellEnd"/>
+      <w:r>
         <w:t xml:space="preserve"> </w:t>
       </w:r>
-    </w:p>
-    <w:p>
-      <w:r>
-        <w:t>                            {{-- x-show="</w:t>
-      </w:r>
-      <w:proofErr w:type="spellStart"/>
-      <w:proofErr w:type="gramStart"/>
-      <w:r>
-        <w:t>foto.mostrar</w:t>
-      </w:r>
-      <w:proofErr w:type="spellEnd"/>
-      <w:proofErr w:type="gramEnd"/>
-      <w:r>
-        <w:t>" --}}</w:t>
-      </w:r>
-    </w:p>
-    <w:p>
-      <w:r>
-        <w:t xml:space="preserve">                            </w:t>
-      </w:r>
-      <w:proofErr w:type="spellStart"/>
-      <w:r>
-        <w:t>x-</w:t>
-      </w:r>
-      <w:proofErr w:type="gramStart"/>
-      <w:r>
-        <w:t>transition:enter</w:t>
-      </w:r>
-      <w:proofErr w:type="spellEnd"/>
-      <w:proofErr w:type="gramEnd"/>
-      <w:r>
-        <w:t>="</w:t>
-      </w:r>
-      <w:proofErr w:type="spellStart"/>
-      <w:r>
-        <w:t>transition</w:t>
+      <w:proofErr w:type="spellStart"/>
+      <w:r>
+        <w:t>border</w:t>
       </w:r>
       <w:proofErr w:type="spellEnd"/>
       <w:r>
@@ -13773,134 +13814,19 @@
       </w:r>
       <w:proofErr w:type="spellStart"/>
       <w:r>
-        <w:t>ease-out</w:t>
-      </w:r>
-      <w:proofErr w:type="spellEnd"/>
-      <w:r>
-        <w:t xml:space="preserve"> duration-300"</w:t>
-      </w:r>
-    </w:p>
-    <w:p>
-      <w:r>
-        <w:t xml:space="preserve">                            </w:t>
-      </w:r>
-      <w:proofErr w:type="spellStart"/>
-      <w:r>
-        <w:t>x-</w:t>
-      </w:r>
-      <w:proofErr w:type="gramStart"/>
-      <w:r>
-        <w:t>transition:enter</w:t>
-      </w:r>
-      <w:proofErr w:type="gramEnd"/>
-      <w:r>
-        <w:t>-start</w:t>
-      </w:r>
-      <w:proofErr w:type="spellEnd"/>
-      <w:r>
-        <w:t>="opacity-0 translate-y-2"</w:t>
-      </w:r>
-    </w:p>
-    <w:p>
-      <w:r>
-        <w:t xml:space="preserve">                            </w:t>
-      </w:r>
-      <w:proofErr w:type="spellStart"/>
-      <w:r>
-        <w:t>x-</w:t>
-      </w:r>
-      <w:proofErr w:type="gramStart"/>
-      <w:r>
-        <w:t>transition:enter</w:t>
-      </w:r>
-      <w:proofErr w:type="gramEnd"/>
-      <w:r>
-        <w:t>-end</w:t>
-      </w:r>
-      <w:proofErr w:type="spellEnd"/>
-      <w:r>
-        <w:t>="opacity-100 translate-y-0"</w:t>
-      </w:r>
-    </w:p>
-    <w:p>
-      <w:r>
-        <w:t xml:space="preserve">                            </w:t>
-      </w:r>
-      <w:proofErr w:type="spellStart"/>
-      <w:r>
-        <w:t>class</w:t>
-      </w:r>
-      <w:proofErr w:type="spellEnd"/>
-      <w:r>
-        <w:t>="mt-4"&gt;</w:t>
-      </w:r>
-    </w:p>
-    <w:p/>
+        <w:t>border-dashed</w:t>
+      </w:r>
+      <w:proofErr w:type="spellEnd"/>
+      <w:r>
+        <w:t xml:space="preserve"> border-gray-300 p-2"&gt;</w:t>
+      </w:r>
+    </w:p>
     <w:p>
       <w:r>
         <w:t>                            &lt;</w:t>
       </w:r>
       <w:proofErr w:type="spellStart"/>
       <w:r>
-        <w:t>div</w:t>
-      </w:r>
-      <w:proofErr w:type="spellEnd"/>
-      <w:r>
-        <w:t xml:space="preserve"> class="relative </w:t>
-      </w:r>
-      <w:proofErr w:type="spellStart"/>
-      <w:r>
-        <w:t>inline</w:t>
-      </w:r>
-      <w:proofErr w:type="spellEnd"/>
-      <w:r>
-        <w:t>-block w-full</w:t>
-      </w:r>
-    </w:p>
-    <w:p>
-      <w:r>
-        <w:t xml:space="preserve">                            </w:t>
-      </w:r>
-      <w:proofErr w:type="spellStart"/>
-      <w:r>
-        <w:t>text</w:t>
-      </w:r>
-      <w:proofErr w:type="spellEnd"/>
-      <w:r>
-        <w:t xml:space="preserve">-center bg-gray-50 </w:t>
-      </w:r>
-      <w:proofErr w:type="spellStart"/>
-      <w:r>
-        <w:t>rounded-lg</w:t>
-      </w:r>
-      <w:proofErr w:type="spellEnd"/>
-      <w:r>
-        <w:t xml:space="preserve"> </w:t>
-      </w:r>
-      <w:proofErr w:type="spellStart"/>
-      <w:r>
-        <w:t>border</w:t>
-      </w:r>
-      <w:proofErr w:type="spellEnd"/>
-      <w:r>
-        <w:t xml:space="preserve"> </w:t>
-      </w:r>
-      <w:proofErr w:type="spellStart"/>
-      <w:r>
-        <w:t>border-dashed</w:t>
-      </w:r>
-      <w:proofErr w:type="spellEnd"/>
-      <w:r>
-        <w:t xml:space="preserve"> border-gray-300 p-2"&gt;</w:t>
-      </w:r>
-    </w:p>
-    <w:p>
-      <w:r>
-        <w:t>                            &lt;</w:t>
-      </w:r>
-      <w:proofErr w:type="spellStart"/>
-      <w:proofErr w:type="gramStart"/>
-      <w:r>
         <w:t>img</w:t>
       </w:r>
       <w:proofErr w:type="spellEnd"/>
@@ -13912,7 +13838,6 @@
         <w:t>src</w:t>
       </w:r>
       <w:proofErr w:type="spellEnd"/>
-      <w:proofErr w:type="gramEnd"/>
       <w:r>
         <w:t>="foto.url" @click="$dispatch('preview-foto', { url: foto.url })"</w:t>
       </w:r>
@@ -13966,15 +13891,7 @@
     <w:p/>
     <w:p>
       <w:r>
-        <w:t xml:space="preserve">                            </w:t>
-      </w:r>
-      <w:proofErr w:type="gramStart"/>
-      <w:r>
-        <w:t>&lt;!--</w:t>
-      </w:r>
-      <w:proofErr w:type="gramEnd"/>
-      <w:r>
-        <w:t xml:space="preserve"> botones --&gt;</w:t>
+        <w:t>                            &lt;!-- botones --&gt;</w:t>
       </w:r>
     </w:p>
     <w:p>
@@ -14026,15 +13943,7 @@
     </w:p>
     <w:p>
       <w:r>
-        <w:t>                                @click="$</w:t>
-      </w:r>
-      <w:proofErr w:type="gramStart"/>
-      <w:r>
-        <w:t>dispatch(</w:t>
-      </w:r>
-      <w:proofErr w:type="gramEnd"/>
-      <w:r>
-        <w:t>'preview-foto', { url: foto.url })"</w:t>
+        <w:t>                                @click="$dispatch('preview-foto', { url: foto.url })"</w:t>
       </w:r>
     </w:p>
     <w:p>
@@ -14311,15 +14220,7 @@
     </w:p>
     <w:p>
       <w:r>
-        <w:t>                                @click="</w:t>
-      </w:r>
-      <w:proofErr w:type="gramStart"/>
-      <w:r>
-        <w:t>foto.mostrar</w:t>
-      </w:r>
-      <w:proofErr w:type="gramEnd"/>
-      <w:r>
-        <w:t xml:space="preserve"> = false"</w:t>
+        <w:t>                                @click="foto.mostrar = false"</w:t>
       </w:r>
     </w:p>
     <w:p>
@@ -14912,7 +14813,6 @@
         <w:t xml:space="preserve">$detalle = </w:t>
       </w:r>
       <w:proofErr w:type="spellStart"/>
-      <w:proofErr w:type="gramStart"/>
       <w:r>
         <w:rPr>
           <w:lang w:val="es-MX"/>
@@ -14927,7 +14827,6 @@
         <w:t>::</w:t>
       </w:r>
       <w:proofErr w:type="spellStart"/>
-      <w:proofErr w:type="gramEnd"/>
       <w:r>
         <w:rPr>
           <w:lang w:val="es-MX"/>
@@ -15266,7 +15165,6 @@
         <w:t xml:space="preserve"> </w:t>
       </w:r>
       <w:proofErr w:type="spellStart"/>
-      <w:proofErr w:type="gramStart"/>
       <w:r>
         <w:rPr>
           <w:lang w:val="es-MX"/>
@@ -15274,7 +15172,6 @@
         <w:t>make:controller</w:t>
       </w:r>
       <w:proofErr w:type="spellEnd"/>
-      <w:proofErr w:type="gramEnd"/>
       <w:r>
         <w:rPr>
           <w:lang w:val="es-MX"/>
@@ -15358,7 +15255,6 @@
         <w:t xml:space="preserve"> </w:t>
       </w:r>
       <w:proofErr w:type="spellStart"/>
-      <w:proofErr w:type="gramStart"/>
       <w:r>
         <w:rPr>
           <w:lang w:val="es-MX"/>
@@ -15366,7 +15262,6 @@
         <w:t>make:datatable</w:t>
       </w:r>
       <w:proofErr w:type="spellEnd"/>
-      <w:proofErr w:type="gramEnd"/>
       <w:r>
         <w:rPr>
           <w:lang w:val="es-MX"/>
@@ -15436,7 +15331,6 @@
         <w:t xml:space="preserve"> </w:t>
       </w:r>
       <w:proofErr w:type="spellStart"/>
-      <w:proofErr w:type="gramStart"/>
       <w:r>
         <w:rPr>
           <w:lang w:val="es-MX"/>
@@ -15444,7 +15338,6 @@
         <w:t>make:controller</w:t>
       </w:r>
       <w:proofErr w:type="spellEnd"/>
-      <w:proofErr w:type="gramEnd"/>
       <w:r>
         <w:rPr>
           <w:lang w:val="es-MX"/>
@@ -15554,7 +15447,6 @@
         <w:t xml:space="preserve"> </w:t>
       </w:r>
       <w:proofErr w:type="spellStart"/>
-      <w:proofErr w:type="gramStart"/>
       <w:r>
         <w:rPr>
           <w:lang w:val="es-MX"/>
@@ -15562,7 +15454,6 @@
         <w:t>livewire:make</w:t>
       </w:r>
       <w:proofErr w:type="spellEnd"/>
-      <w:proofErr w:type="gramEnd"/>
       <w:r>
         <w:rPr>
           <w:lang w:val="es-MX"/>
@@ -21731,7 +21622,6 @@
         <w:t xml:space="preserve"> </w:t>
       </w:r>
       <w:proofErr w:type="spellStart"/>
-      <w:proofErr w:type="gramStart"/>
       <w:r>
         <w:rPr>
           <w:lang w:val="es-MX"/>
@@ -21739,7 +21629,6 @@
         <w:t>make:livewire</w:t>
       </w:r>
       <w:proofErr w:type="spellEnd"/>
-      <w:proofErr w:type="gramEnd"/>
       <w:r>
         <w:rPr>
           <w:lang w:val="es-MX"/>
@@ -21790,7 +21679,6 @@
         <w:t xml:space="preserve"> </w:t>
       </w:r>
       <w:proofErr w:type="spellStart"/>
-      <w:proofErr w:type="gramStart"/>
       <w:r>
         <w:rPr>
           <w:lang w:val="es-MX"/>
@@ -21798,7 +21686,6 @@
         <w:t>make:livewire</w:t>
       </w:r>
       <w:proofErr w:type="spellEnd"/>
-      <w:proofErr w:type="gramEnd"/>
       <w:r>
         <w:rPr>
           <w:lang w:val="es-MX"/>
@@ -22129,7 +22016,6 @@
         <w:t xml:space="preserve"> --global </w:t>
       </w:r>
       <w:proofErr w:type="spellStart"/>
-      <w:proofErr w:type="gramStart"/>
       <w:r>
         <w:rPr>
           <w:lang w:val="es-MX"/>
@@ -22137,7 +22023,6 @@
         <w:t>http.proxy</w:t>
       </w:r>
       <w:proofErr w:type="spellEnd"/>
-      <w:proofErr w:type="gramEnd"/>
       <w:r>
         <w:rPr>
           <w:lang w:val="es-MX"/>
@@ -22193,7 +22078,6 @@
         <w:t xml:space="preserve"> --global </w:t>
       </w:r>
       <w:proofErr w:type="spellStart"/>
-      <w:proofErr w:type="gramStart"/>
       <w:r>
         <w:rPr>
           <w:lang w:val="es-MX"/>
@@ -22201,7 +22085,6 @@
         <w:t>https.proxy</w:t>
       </w:r>
       <w:proofErr w:type="spellEnd"/>
-      <w:proofErr w:type="gramEnd"/>
       <w:r>
         <w:rPr>
           <w:lang w:val="es-MX"/>
@@ -22271,7 +22154,6 @@
         <w:t xml:space="preserve"> </w:t>
       </w:r>
       <w:proofErr w:type="spellStart"/>
-      <w:proofErr w:type="gramStart"/>
       <w:r>
         <w:rPr>
           <w:lang w:val="es-MX"/>
@@ -22279,7 +22161,6 @@
         <w:t>http.proxy</w:t>
       </w:r>
       <w:proofErr w:type="spellEnd"/>
-      <w:proofErr w:type="gramEnd"/>
     </w:p>
     <w:p>
       <w:pPr>
@@ -22356,7 +22237,6 @@
         <w:t xml:space="preserve"> </w:t>
       </w:r>
       <w:proofErr w:type="spellStart"/>
-      <w:proofErr w:type="gramStart"/>
       <w:r>
         <w:rPr>
           <w:lang w:val="es-MX"/>
@@ -22364,7 +22244,6 @@
         <w:t>https.proxy</w:t>
       </w:r>
       <w:proofErr w:type="spellEnd"/>
-      <w:proofErr w:type="gramEnd"/>
     </w:p>
     <w:p>
       <w:pPr>
@@ -22885,7 +22764,6 @@
         <w:t>Illuminate</w:t>
       </w:r>
       <w:proofErr w:type="spellEnd"/>
-      <w:proofErr w:type="gramStart"/>
       <w:r>
         <w:rPr>
           <w:lang w:val="es-MX"/>
@@ -22921,7 +22799,6 @@
         <w:t>::</w:t>
       </w:r>
       <w:proofErr w:type="spellStart"/>
-      <w:proofErr w:type="gramEnd"/>
       <w:r>
         <w:rPr>
           <w:lang w:val="es-MX"/>
@@ -22957,7 +22834,6 @@
         <w:t xml:space="preserve"> </w:t>
       </w:r>
       <w:proofErr w:type="spellStart"/>
-      <w:proofErr w:type="gramStart"/>
       <w:r>
         <w:rPr>
           <w:lang w:val="es-MX"/>
@@ -22965,7 +22841,6 @@
         <w:t>package:discover</w:t>
       </w:r>
       <w:proofErr w:type="spellEnd"/>
-      <w:proofErr w:type="gramEnd"/>
       <w:r>
         <w:rPr>
           <w:lang w:val="es-MX"/>
@@ -22998,14 +22873,7 @@
         <w:rPr>
           <w:lang w:val="es-MX"/>
         </w:rPr>
-        <w:t xml:space="preserve">   </w:t>
-      </w:r>
-      <w:proofErr w:type="gramStart"/>
-      <w:r>
-        <w:rPr>
-          <w:lang w:val="es-MX"/>
-        </w:rPr>
-        <w:t xml:space="preserve">INFO  </w:t>
+        <w:t xml:space="preserve">   INFO  </w:t>
       </w:r>
       <w:proofErr w:type="spellStart"/>
       <w:r>
@@ -23015,7 +22883,6 @@
         <w:t>Discovering</w:t>
       </w:r>
       <w:proofErr w:type="spellEnd"/>
-      <w:proofErr w:type="gramEnd"/>
       <w:r>
         <w:rPr>
           <w:lang w:val="es-MX"/>
@@ -24484,7 +24351,7 @@
     <w:p>
       <w:r>
         <w:pict w14:anchorId="79CE357E">
-          <v:rect id="_x0000_i1182" style="width:0;height:1.5pt" o:hralign="center" o:hrstd="t" o:hr="t" fillcolor="#a0a0a0" stroked="f"/>
+          <v:rect id="_x0000_i1030" style="width:0;height:1.5pt" o:hralign="center" o:hrstd="t" o:hr="t" fillcolor="#a0a0a0" stroked="f"/>
         </w:pict>
       </w:r>
     </w:p>
@@ -24639,7 +24506,7 @@
     <w:p>
       <w:r>
         <w:pict w14:anchorId="76E71868">
-          <v:rect id="_x0000_i1183" style="width:0;height:1.5pt" o:hralign="center" o:hrstd="t" o:hr="t" fillcolor="#a0a0a0" stroked="f"/>
+          <v:rect id="_x0000_i1031" style="width:0;height:1.5pt" o:hralign="center" o:hrstd="t" o:hr="t" fillcolor="#a0a0a0" stroked="f"/>
         </w:pict>
       </w:r>
     </w:p>
@@ -24785,7 +24652,7 @@
     <w:p>
       <w:r>
         <w:pict w14:anchorId="1AA054E1">
-          <v:rect id="_x0000_i1184" style="width:0;height:1.5pt" o:hralign="center" o:hrstd="t" o:hr="t" fillcolor="#a0a0a0" stroked="f"/>
+          <v:rect id="_x0000_i1032" style="width:0;height:1.5pt" o:hralign="center" o:hrstd="t" o:hr="t" fillcolor="#a0a0a0" stroked="f"/>
         </w:pict>
       </w:r>
     </w:p>
@@ -24889,7 +24756,7 @@
     <w:p>
       <w:r>
         <w:pict w14:anchorId="13E50266">
-          <v:rect id="_x0000_i1185" style="width:0;height:1.5pt" o:hralign="center" o:hrstd="t" o:hr="t" fillcolor="#a0a0a0" stroked="f"/>
+          <v:rect id="_x0000_i1033" style="width:0;height:1.5pt" o:hralign="center" o:hrstd="t" o:hr="t" fillcolor="#a0a0a0" stroked="f"/>
         </w:pict>
       </w:r>
     </w:p>
@@ -25065,7 +24932,7 @@
     <w:p>
       <w:r>
         <w:pict w14:anchorId="5399C18B">
-          <v:rect id="_x0000_i1186" style="width:0;height:1.5pt" o:hralign="center" o:hrstd="t" o:hr="t" fillcolor="#a0a0a0" stroked="f"/>
+          <v:rect id="_x0000_i1034" style="width:0;height:1.5pt" o:hralign="center" o:hrstd="t" o:hr="t" fillcolor="#a0a0a0" stroked="f"/>
         </w:pict>
       </w:r>
     </w:p>
@@ -25208,7 +25075,7 @@
     <w:p>
       <w:r>
         <w:pict w14:anchorId="4CA2DE11">
-          <v:rect id="_x0000_i1187" style="width:0;height:1.5pt" o:hralign="center" o:hrstd="t" o:hr="t" fillcolor="#a0a0a0" stroked="f"/>
+          <v:rect id="_x0000_i1035" style="width:0;height:1.5pt" o:hralign="center" o:hrstd="t" o:hr="t" fillcolor="#a0a0a0" stroked="f"/>
         </w:pict>
       </w:r>
     </w:p>
@@ -25267,7 +25134,7 @@
     <w:p>
       <w:r>
         <w:pict w14:anchorId="1F2E1396">
-          <v:rect id="_x0000_i1188" style="width:0;height:1.5pt" o:hralign="center" o:hrstd="t" o:hr="t" fillcolor="#a0a0a0" stroked="f"/>
+          <v:rect id="_x0000_i1036" style="width:0;height:1.5pt" o:hralign="center" o:hrstd="t" o:hr="t" fillcolor="#a0a0a0" stroked="f"/>
         </w:pict>
       </w:r>
     </w:p>
@@ -25344,7 +25211,7 @@
     <w:p>
       <w:r>
         <w:pict w14:anchorId="45B21A10">
-          <v:rect id="_x0000_i1189" style="width:0;height:1.5pt" o:hralign="center" o:hrstd="t" o:hr="t" fillcolor="#a0a0a0" stroked="f"/>
+          <v:rect id="_x0000_i1037" style="width:0;height:1.5pt" o:hralign="center" o:hrstd="t" o:hr="t" fillcolor="#a0a0a0" stroked="f"/>
         </w:pict>
       </w:r>
     </w:p>
@@ -25425,7 +25292,7 @@
     <w:p>
       <w:r>
         <w:pict w14:anchorId="5C9EB6F8">
-          <v:rect id="_x0000_i1190" style="width:0;height:1.5pt" o:hralign="center" o:hrstd="t" o:hr="t" fillcolor="#a0a0a0" stroked="f"/>
+          <v:rect id="_x0000_i1038" style="width:0;height:1.5pt" o:hralign="center" o:hrstd="t" o:hr="t" fillcolor="#a0a0a0" stroked="f"/>
         </w:pict>
       </w:r>
     </w:p>
@@ -25504,7 +25371,7 @@
       <w:r>
         <w:lastRenderedPageBreak/>
         <w:pict w14:anchorId="4FDE3C28">
-          <v:rect id="_x0000_i1191" style="width:0;height:1.5pt" o:hralign="center" o:hrstd="t" o:hr="t" fillcolor="#a0a0a0" stroked="f"/>
+          <v:rect id="_x0000_i1039" style="width:0;height:1.5pt" o:hralign="center" o:hrstd="t" o:hr="t" fillcolor="#a0a0a0" stroked="f"/>
         </w:pict>
       </w:r>
     </w:p>
@@ -25598,7 +25465,7 @@
     <w:p>
       <w:r>
         <w:pict w14:anchorId="1BB6B23C">
-          <v:rect id="_x0000_i1192" style="width:0;height:1.5pt" o:hralign="center" o:hrstd="t" o:hr="t" fillcolor="#a0a0a0" stroked="f"/>
+          <v:rect id="_x0000_i1040" style="width:0;height:1.5pt" o:hralign="center" o:hrstd="t" o:hr="t" fillcolor="#a0a0a0" stroked="f"/>
         </w:pict>
       </w:r>
     </w:p>
@@ -25669,7 +25536,7 @@
     <w:p>
       <w:r>
         <w:pict w14:anchorId="4AE06A42">
-          <v:rect id="_x0000_i1193" style="width:0;height:1.5pt" o:hralign="center" o:hrstd="t" o:hr="t" fillcolor="#a0a0a0" stroked="f"/>
+          <v:rect id="_x0000_i1041" style="width:0;height:1.5pt" o:hralign="center" o:hrstd="t" o:hr="t" fillcolor="#a0a0a0" stroked="f"/>
         </w:pict>
       </w:r>
     </w:p>
@@ -25715,14 +25582,9 @@
     </w:p>
     <w:p>
       <w:r>
-        <w:t xml:space="preserve">$solicitud = </w:t>
-      </w:r>
-      <w:proofErr w:type="gramStart"/>
-      <w:r>
-        <w:t>Solicitud::</w:t>
-      </w:r>
-      <w:proofErr w:type="spellStart"/>
-      <w:proofErr w:type="gramEnd"/>
+        <w:t>$solicitud = Solicitud::</w:t>
+      </w:r>
+      <w:proofErr w:type="spellStart"/>
       <w:r>
         <w:t>with</w:t>
       </w:r>
@@ -25863,7 +25725,7 @@
     <w:p>
       <w:r>
         <w:pict w14:anchorId="55F423FD">
-          <v:rect id="_x0000_i1090" style="width:0;height:1.5pt" o:hralign="center" o:hrstd="t" o:hr="t" fillcolor="#a0a0a0" stroked="f"/>
+          <v:rect id="_x0000_i1042" style="width:0;height:1.5pt" o:hralign="center" o:hrstd="t" o:hr="t" fillcolor="#a0a0a0" stroked="f"/>
         </w:pict>
       </w:r>
     </w:p>
@@ -25947,15 +25809,7 @@
       </w:r>
       <w:proofErr w:type="spellEnd"/>
       <w:r>
-        <w:t>-&gt;</w:t>
-      </w:r>
-      <w:proofErr w:type="gramStart"/>
-      <w:r>
-        <w:t>requisito?-</w:t>
-      </w:r>
-      <w:proofErr w:type="gramEnd"/>
-      <w:r>
-        <w:t>&gt;slug !== 'cargas-familiares')</w:t>
+        <w:t>-&gt;requisito?-&gt;slug !== 'cargas-familiares')</w:t>
       </w:r>
     </w:p>
     <w:p>
@@ -26026,7 +25880,7 @@
     <w:p>
       <w:r>
         <w:pict w14:anchorId="12158099">
-          <v:rect id="_x0000_i1091" style="width:0;height:1.5pt" o:hralign="center" o:hrstd="t" o:hr="t" fillcolor="#a0a0a0" stroked="f"/>
+          <v:rect id="_x0000_i1043" style="width:0;height:1.5pt" o:hralign="center" o:hrstd="t" o:hr="t" fillcolor="#a0a0a0" stroked="f"/>
         </w:pict>
       </w:r>
     </w:p>
@@ -26080,17 +25934,12 @@
         <w:t xml:space="preserve">    -&gt;</w:t>
       </w:r>
       <w:proofErr w:type="spellStart"/>
-      <w:proofErr w:type="gramStart"/>
       <w:r>
         <w:t>where</w:t>
       </w:r>
       <w:proofErr w:type="spellEnd"/>
       <w:r>
-        <w:t>(</w:t>
-      </w:r>
-      <w:proofErr w:type="gramEnd"/>
-      <w:r>
-        <w:t>'</w:t>
+        <w:t>('</w:t>
       </w:r>
       <w:proofErr w:type="spellStart"/>
       <w:r>
@@ -26177,7 +26026,7 @@
     <w:p>
       <w:r>
         <w:pict w14:anchorId="5DF31F55">
-          <v:rect id="_x0000_i1092" style="width:0;height:1.5pt" o:hralign="center" o:hrstd="t" o:hr="t" fillcolor="#a0a0a0" stroked="f"/>
+          <v:rect id="_x0000_i1044" style="width:0;height:1.5pt" o:hralign="center" o:hrstd="t" o:hr="t" fillcolor="#a0a0a0" stroked="f"/>
         </w:pict>
       </w:r>
     </w:p>
@@ -26257,17 +26106,12 @@
         <w:t>()-&gt;</w:t>
       </w:r>
       <w:proofErr w:type="spellStart"/>
-      <w:proofErr w:type="gramStart"/>
       <w:r>
         <w:t>toArray</w:t>
       </w:r>
       <w:proofErr w:type="spellEnd"/>
       <w:r>
-        <w:t>(</w:t>
-      </w:r>
-      <w:proofErr w:type="gramEnd"/>
-      <w:r>
-        <w:t>);</w:t>
+        <w:t>();</w:t>
       </w:r>
     </w:p>
     <w:p>
@@ -26286,7 +26130,7 @@
     <w:p>
       <w:r>
         <w:pict w14:anchorId="5305F118">
-          <v:rect id="_x0000_i1093" style="width:0;height:1.5pt" o:hralign="center" o:hrstd="t" o:hr="t" fillcolor="#a0a0a0" stroked="f"/>
+          <v:rect id="_x0000_i1045" style="width:0;height:1.5pt" o:hralign="center" o:hrstd="t" o:hr="t" fillcolor="#a0a0a0" stroked="f"/>
         </w:pict>
       </w:r>
     </w:p>
@@ -26323,17 +26167,12 @@
         <w:t>$</w:t>
       </w:r>
       <w:proofErr w:type="spellStart"/>
-      <w:proofErr w:type="gramStart"/>
       <w:r>
         <w:t>arrayFinal</w:t>
       </w:r>
       <w:proofErr w:type="spellEnd"/>
       <w:r>
-        <w:t>[</w:t>
-      </w:r>
-      <w:proofErr w:type="gramEnd"/>
-      <w:r>
-        <w:t>] = [</w:t>
+        <w:t>[] = [</w:t>
       </w:r>
       <w:r>
         <w:br/>
@@ -26419,13 +26258,8 @@
     </w:p>
     <w:p>
       <w:proofErr w:type="spellStart"/>
-      <w:proofErr w:type="gramStart"/>
-      <w:r>
-        <w:t>solicitud.documentos</w:t>
-      </w:r>
-      <w:proofErr w:type="gramEnd"/>
-      <w:r>
-        <w:t>.find</w:t>
+      <w:r>
+        <w:t>solicitud.documentos.find</w:t>
       </w:r>
       <w:proofErr w:type="spellEnd"/>
       <w:r>
@@ -26466,18 +26300,13 @@
         <w:t>👉</w:t>
       </w:r>
       <w:r>
-        <w:t xml:space="preserve"> Y dentro tiene el </w:t>
-      </w:r>
-      <w:proofErr w:type="gramStart"/>
-      <w:r>
-        <w:t>array dependientes</w:t>
-      </w:r>
-      <w:proofErr w:type="gramEnd"/>
+        <w:t xml:space="preserve"> Y dentro tiene el array dependientes</w:t>
+      </w:r>
     </w:p>
     <w:p>
       <w:r>
         <w:pict w14:anchorId="25FF112B">
-          <v:rect id="_x0000_i1094" style="width:0;height:1.5pt" o:hralign="center" o:hrstd="t" o:hr="t" fillcolor="#a0a0a0" stroked="f"/>
+          <v:rect id="_x0000_i1046" style="width:0;height:1.5pt" o:hralign="center" o:hrstd="t" o:hr="t" fillcolor="#a0a0a0" stroked="f"/>
         </w:pict>
       </w:r>
     </w:p>
@@ -26531,17 +26360,12 @@
         <w:t xml:space="preserve">    $</w:t>
       </w:r>
       <w:proofErr w:type="spellStart"/>
-      <w:proofErr w:type="gramStart"/>
       <w:r>
         <w:t>arrayFinal</w:t>
       </w:r>
       <w:proofErr w:type="spellEnd"/>
       <w:r>
-        <w:t>[</w:t>
-      </w:r>
-      <w:proofErr w:type="gramEnd"/>
-      <w:r>
-        <w:t>] = [</w:t>
+        <w:t>[] = [</w:t>
       </w:r>
       <w:r>
         <w:br/>
@@ -26583,15 +26407,7 @@
       </w:r>
       <w:r>
         <w:br/>
-        <w:t xml:space="preserve">  </w:t>
-      </w:r>
-      <w:proofErr w:type="gramStart"/>
-      <w:r>
-        <w:t>{ tipo</w:t>
-      </w:r>
-      <w:proofErr w:type="gramEnd"/>
-      <w:r>
-        <w:t xml:space="preserve">: carga, </w:t>
+        <w:t xml:space="preserve">  { tipo: carga, </w:t>
       </w:r>
       <w:proofErr w:type="spellStart"/>
       <w:r>
@@ -26633,7 +26449,7 @@
     <w:p>
       <w:r>
         <w:pict w14:anchorId="4542643B">
-          <v:rect id="_x0000_i1095" style="width:0;height:1.5pt" o:hralign="center" o:hrstd="t" o:hr="t" fillcolor="#a0a0a0" stroked="f"/>
+          <v:rect id="_x0000_i1047" style="width:0;height:1.5pt" o:hralign="center" o:hrstd="t" o:hr="t" fillcolor="#a0a0a0" stroked="f"/>
         </w:pict>
       </w:r>
     </w:p>
@@ -26691,7 +26507,7 @@
     <w:p>
       <w:r>
         <w:pict w14:anchorId="1F0BFB76">
-          <v:rect id="_x0000_i1096" style="width:0;height:1.5pt" o:hralign="center" o:hrstd="t" o:hr="t" fillcolor="#a0a0a0" stroked="f"/>
+          <v:rect id="_x0000_i1048" style="width:0;height:1.5pt" o:hralign="center" o:hrstd="t" o:hr="t" fillcolor="#a0a0a0" stroked="f"/>
         </w:pict>
       </w:r>
     </w:p>
@@ -26756,7 +26572,6 @@
       </w:r>
     </w:p>
     <w:p>
-      <w:proofErr w:type="gramStart"/>
       <w:r>
         <w:t>.</w:t>
       </w:r>
@@ -26765,7 +26580,6 @@
         <w:t>find</w:t>
       </w:r>
       <w:proofErr w:type="spellEnd"/>
-      <w:proofErr w:type="gramEnd"/>
       <w:r>
         <w:t>(...).dependientes</w:t>
       </w:r>
@@ -26773,7 +26587,7 @@
     <w:p>
       <w:r>
         <w:pict w14:anchorId="29BA910B">
-          <v:rect id="_x0000_i1097" style="width:0;height:1.5pt" o:hralign="center" o:hrstd="t" o:hr="t" fillcolor="#a0a0a0" stroked="f"/>
+          <v:rect id="_x0000_i1049" style="width:0;height:1.5pt" o:hralign="center" o:hrstd="t" o:hr="t" fillcolor="#a0a0a0" stroked="f"/>
         </w:pict>
       </w:r>
     </w:p>
@@ -26843,12 +26657,10 @@
         <w:t>="</w:t>
       </w:r>
       <w:proofErr w:type="spellStart"/>
-      <w:proofErr w:type="gramStart"/>
       <w:r>
         <w:t>doc.titulo</w:t>
       </w:r>
       <w:proofErr w:type="spellEnd"/>
-      <w:proofErr w:type="gramEnd"/>
       <w:r>
         <w:t>"</w:t>
       </w:r>
@@ -26856,7 +26668,7 @@
     <w:p>
       <w:r>
         <w:pict w14:anchorId="755B2F28">
-          <v:rect id="_x0000_i1098" style="width:0;height:1.5pt" o:hralign="center" o:hrstd="t" o:hr="t" fillcolor="#a0a0a0" stroked="f"/>
+          <v:rect id="_x0000_i1050" style="width:0;height:1.5pt" o:hralign="center" o:hrstd="t" o:hr="t" fillcolor="#a0a0a0" stroked="f"/>
         </w:pict>
       </w:r>
     </w:p>
@@ -26901,13 +26713,8 @@
         </w:numPr>
       </w:pPr>
       <w:r>
-        <w:t xml:space="preserve">El modal visual </w:t>
-      </w:r>
-      <w:proofErr w:type="gramStart"/>
-      <w:r>
-        <w:t>usa .dependientes</w:t>
-      </w:r>
-      <w:proofErr w:type="gramEnd"/>
+        <w:t>El modal visual usa .dependientes</w:t>
+      </w:r>
     </w:p>
     <w:p>
       <w:pPr>
@@ -26920,12 +26727,10 @@
         <w:t xml:space="preserve">El modal previo usa </w:t>
       </w:r>
       <w:proofErr w:type="spellStart"/>
-      <w:proofErr w:type="gramStart"/>
       <w:r>
         <w:t>doc.titulo</w:t>
       </w:r>
       <w:proofErr w:type="spellEnd"/>
-      <w:proofErr w:type="gramEnd"/>
     </w:p>
     <w:p>
       <w:pPr>
@@ -26941,7 +26746,7 @@
     <w:p>
       <w:r>
         <w:pict w14:anchorId="462CFB68">
-          <v:rect id="_x0000_i1099" style="width:0;height:1.5pt" o:hralign="center" o:hrstd="t" o:hr="t" fillcolor="#a0a0a0" stroked="f"/>
+          <v:rect id="_x0000_i1051" style="width:0;height:1.5pt" o:hralign="center" o:hrstd="t" o:hr="t" fillcolor="#a0a0a0" stroked="f"/>
         </w:pict>
       </w:r>
     </w:p>
@@ -27051,23 +26856,337 @@
           <w:lang w:val="es-MX"/>
         </w:rPr>
       </w:pPr>
-    </w:p>
-    <w:p>
-      <w:pPr>
-        <w:rPr>
-          <w:lang w:val="es-MX"/>
-        </w:rPr>
-      </w:pPr>
-    </w:p>
-    <w:p>
-      <w:pPr>
-        <w:rPr>
-          <w:lang w:val="es-MX"/>
-        </w:rPr>
-      </w:pPr>
-    </w:p>
-    <w:p>
-      <w:pPr>
+      <w:r>
+        <w:rPr>
+          <w:lang w:val="es-MX"/>
+        </w:rPr>
+        <w:lastRenderedPageBreak/>
+        <w:t xml:space="preserve">Actualizar ruta defecto de </w:t>
+      </w:r>
+      <w:proofErr w:type="spellStart"/>
+      <w:r>
+        <w:rPr>
+          <w:lang w:val="es-MX"/>
+        </w:rPr>
+        <w:t>jetstram</w:t>
+      </w:r>
+      <w:proofErr w:type="spellEnd"/>
+    </w:p>
+    <w:p>
+      <w:pPr>
+        <w:rPr>
+          <w:lang w:val="es-MX"/>
+        </w:rPr>
+      </w:pPr>
+    </w:p>
+    <w:p>
+      <w:pPr>
+        <w:rPr>
+          <w:lang w:val="es-MX"/>
+        </w:rPr>
+      </w:pPr>
+      <w:r>
+        <w:rPr>
+          <w:lang w:val="es-MX"/>
+        </w:rPr>
+        <w:t>App/</w:t>
+      </w:r>
+      <w:proofErr w:type="spellStart"/>
+      <w:r>
+        <w:rPr>
+          <w:lang w:val="es-MX"/>
+        </w:rPr>
+        <w:t>config</w:t>
+      </w:r>
+      <w:proofErr w:type="spellEnd"/>
+      <w:r>
+        <w:rPr>
+          <w:lang w:val="es-MX"/>
+        </w:rPr>
+        <w:t>/</w:t>
+      </w:r>
+      <w:proofErr w:type="spellStart"/>
+      <w:r>
+        <w:rPr>
+          <w:lang w:val="es-MX"/>
+        </w:rPr>
+        <w:t>fortify.php</w:t>
+      </w:r>
+      <w:proofErr w:type="spellEnd"/>
+    </w:p>
+    <w:p>
+      <w:pPr>
+        <w:rPr>
+          <w:lang w:val="es-MX"/>
+        </w:rPr>
+      </w:pPr>
+      <w:r>
+        <w:rPr>
+          <w:lang w:val="es-MX"/>
+        </w:rPr>
+        <w:drawing>
+          <wp:anchor distT="0" distB="0" distL="114300" distR="114300" simplePos="0" relativeHeight="251673600" behindDoc="0" locked="0" layoutInCell="1" allowOverlap="1" wp14:anchorId="66E912E6" wp14:editId="41E29544">
+            <wp:simplePos x="0" y="0"/>
+            <wp:positionH relativeFrom="column">
+              <wp:posOffset>34290</wp:posOffset>
+            </wp:positionH>
+            <wp:positionV relativeFrom="paragraph">
+              <wp:posOffset>316865</wp:posOffset>
+            </wp:positionV>
+            <wp:extent cx="5612130" cy="2295525"/>
+            <wp:effectExtent l="0" t="0" r="7620" b="9525"/>
+            <wp:wrapNone/>
+            <wp:docPr id="18" name="Imagen 18"/>
+            <wp:cNvGraphicFramePr>
+              <a:graphicFrameLocks xmlns:a="http://schemas.openxmlformats.org/drawingml/2006/main" noChangeAspect="1"/>
+            </wp:cNvGraphicFramePr>
+            <a:graphic xmlns:a="http://schemas.openxmlformats.org/drawingml/2006/main">
+              <a:graphicData uri="http://schemas.openxmlformats.org/drawingml/2006/picture">
+                <pic:pic xmlns:pic="http://schemas.openxmlformats.org/drawingml/2006/picture">
+                  <pic:nvPicPr>
+                    <pic:cNvPr id="1" name=""/>
+                    <pic:cNvPicPr/>
+                  </pic:nvPicPr>
+                  <pic:blipFill>
+                    <a:blip r:embed="rId29">
+                      <a:extLst>
+                        <a:ext uri="{28A0092B-C50C-407E-A947-70E740481C1C}">
+                          <a14:useLocalDpi xmlns:a14="http://schemas.microsoft.com/office/drawing/2010/main" val="0"/>
+                        </a:ext>
+                      </a:extLst>
+                    </a:blip>
+                    <a:stretch>
+                      <a:fillRect/>
+                    </a:stretch>
+                  </pic:blipFill>
+                  <pic:spPr>
+                    <a:xfrm>
+                      <a:off x="0" y="0"/>
+                      <a:ext cx="5612130" cy="2295525"/>
+                    </a:xfrm>
+                    <a:prstGeom prst="rect">
+                      <a:avLst/>
+                    </a:prstGeom>
+                  </pic:spPr>
+                </pic:pic>
+              </a:graphicData>
+            </a:graphic>
+            <wp14:sizeRelH relativeFrom="page">
+              <wp14:pctWidth>0</wp14:pctWidth>
+            </wp14:sizeRelH>
+            <wp14:sizeRelV relativeFrom="page">
+              <wp14:pctHeight>0</wp14:pctHeight>
+            </wp14:sizeRelV>
+          </wp:anchor>
+        </w:drawing>
+      </w:r>
+    </w:p>
+    <w:p>
+      <w:pPr>
+        <w:rPr>
+          <w:lang w:val="es-MX"/>
+        </w:rPr>
+      </w:pPr>
+    </w:p>
+    <w:p>
+      <w:pPr>
+        <w:rPr>
+          <w:lang w:val="es-MX"/>
+        </w:rPr>
+      </w:pPr>
+    </w:p>
+    <w:p>
+      <w:pPr>
+        <w:rPr>
+          <w:lang w:val="es-MX"/>
+        </w:rPr>
+      </w:pPr>
+    </w:p>
+    <w:p>
+      <w:pPr>
+        <w:rPr>
+          <w:lang w:val="es-MX"/>
+        </w:rPr>
+      </w:pPr>
+    </w:p>
+    <w:p>
+      <w:pPr>
+        <w:rPr>
+          <w:lang w:val="es-MX"/>
+        </w:rPr>
+      </w:pPr>
+    </w:p>
+    <w:p>
+      <w:pPr>
+        <w:rPr>
+          <w:lang w:val="es-MX"/>
+        </w:rPr>
+      </w:pPr>
+    </w:p>
+    <w:p>
+      <w:pPr>
+        <w:rPr>
+          <w:lang w:val="es-MX"/>
+        </w:rPr>
+      </w:pPr>
+    </w:p>
+    <w:p>
+      <w:pPr>
+        <w:rPr>
+          <w:lang w:val="es-MX"/>
+        </w:rPr>
+      </w:pPr>
+    </w:p>
+    <w:p>
+      <w:pPr>
+        <w:rPr>
+          <w:lang w:val="es-MX"/>
+        </w:rPr>
+      </w:pPr>
+      <w:r>
+        <w:rPr>
+          <w:lang w:val="es-MX"/>
+        </w:rPr>
+        <w:t xml:space="preserve">Ahora me </w:t>
+      </w:r>
+      <w:proofErr w:type="gramStart"/>
+      <w:r>
+        <w:rPr>
+          <w:lang w:val="es-MX"/>
+        </w:rPr>
+        <w:t>llevara  a</w:t>
+      </w:r>
+      <w:proofErr w:type="gramEnd"/>
+      <w:r>
+        <w:rPr>
+          <w:lang w:val="es-MX"/>
+        </w:rPr>
+        <w:t xml:space="preserve"> interno/</w:t>
+      </w:r>
+      <w:proofErr w:type="spellStart"/>
+      <w:r>
+        <w:rPr>
+          <w:lang w:val="es-MX"/>
+        </w:rPr>
+        <w:t>dashboard</w:t>
+      </w:r>
+      <w:proofErr w:type="spellEnd"/>
+    </w:p>
+    <w:p>
+      <w:pPr>
+        <w:rPr>
+          <w:lang w:val="es-MX"/>
+        </w:rPr>
+      </w:pPr>
+      <w:r>
+        <w:rPr>
+          <w:lang w:val="es-MX"/>
+        </w:rPr>
+        <w:t xml:space="preserve">En </w:t>
+      </w:r>
+      <w:proofErr w:type="spellStart"/>
+      <w:r>
+        <w:rPr>
+          <w:lang w:val="es-MX"/>
+        </w:rPr>
+        <w:t>web.php</w:t>
+      </w:r>
+      <w:proofErr w:type="spellEnd"/>
+      <w:r>
+        <w:rPr>
+          <w:lang w:val="es-MX"/>
+        </w:rPr>
+        <w:t xml:space="preserve"> agregar esto</w:t>
+      </w:r>
+    </w:p>
+    <w:p>
+      <w:pPr>
+        <w:rPr>
+          <w:lang w:val="es-MX"/>
+        </w:rPr>
+      </w:pPr>
+      <w:r>
+        <w:rPr>
+          <w:lang w:val="es-MX"/>
+        </w:rPr>
+        <w:drawing>
+          <wp:inline distT="0" distB="0" distL="0" distR="0" wp14:anchorId="277D4FC5" wp14:editId="0D6A0A9E">
+            <wp:extent cx="4944165" cy="2734057"/>
+            <wp:effectExtent l="0" t="0" r="0" b="9525"/>
+            <wp:docPr id="19" name="Imagen 19"/>
+            <wp:cNvGraphicFramePr>
+              <a:graphicFrameLocks xmlns:a="http://schemas.openxmlformats.org/drawingml/2006/main" noChangeAspect="1"/>
+            </wp:cNvGraphicFramePr>
+            <a:graphic xmlns:a="http://schemas.openxmlformats.org/drawingml/2006/main">
+              <a:graphicData uri="http://schemas.openxmlformats.org/drawingml/2006/picture">
+                <pic:pic xmlns:pic="http://schemas.openxmlformats.org/drawingml/2006/picture">
+                  <pic:nvPicPr>
+                    <pic:cNvPr id="1" name=""/>
+                    <pic:cNvPicPr/>
+                  </pic:nvPicPr>
+                  <pic:blipFill>
+                    <a:blip r:embed="rId30"/>
+                    <a:stretch>
+                      <a:fillRect/>
+                    </a:stretch>
+                  </pic:blipFill>
+                  <pic:spPr>
+                    <a:xfrm>
+                      <a:off x="0" y="0"/>
+                      <a:ext cx="4944165" cy="2734057"/>
+                    </a:xfrm>
+                    <a:prstGeom prst="rect">
+                      <a:avLst/>
+                    </a:prstGeom>
+                  </pic:spPr>
+                </pic:pic>
+              </a:graphicData>
+            </a:graphic>
+          </wp:inline>
+        </w:drawing>
+      </w:r>
+    </w:p>
+    <w:p>
+      <w:pPr>
+        <w:tabs>
+          <w:tab w:val="left" w:pos="4950"/>
+        </w:tabs>
+        <w:rPr>
+          <w:lang w:val="es-MX"/>
+        </w:rPr>
+      </w:pPr>
+      <w:r>
+        <w:rPr>
+          <w:lang w:val="es-MX"/>
+        </w:rPr>
+        <w:tab/>
+      </w:r>
+    </w:p>
+    <w:p>
+      <w:pPr>
+        <w:tabs>
+          <w:tab w:val="left" w:pos="4950"/>
+        </w:tabs>
+        <w:rPr>
+          <w:lang w:val="es-MX"/>
+        </w:rPr>
+      </w:pPr>
+    </w:p>
+    <w:p>
+      <w:pPr>
+        <w:tabs>
+          <w:tab w:val="left" w:pos="4950"/>
+        </w:tabs>
+        <w:rPr>
+          <w:lang w:val="es-MX"/>
+        </w:rPr>
+      </w:pPr>
+    </w:p>
+    <w:p>
+      <w:pPr>
+        <w:tabs>
+          <w:tab w:val="left" w:pos="4950"/>
+        </w:tabs>
         <w:rPr>
           <w:lang w:val="es-MX"/>
         </w:rPr>
@@ -27081,7 +27200,7 @@
       </w:pPr>
     </w:p>
     <w:sectPr>
-      <w:footerReference w:type="default" r:id="rId29"/>
+      <w:footerReference w:type="default" r:id="rId31"/>
       <w:pgSz w:w="12240" w:h="15840"/>
       <w:pgMar w:top="1417" w:right="1701" w:bottom="1417" w:left="1701" w:header="708" w:footer="708" w:gutter="0"/>
       <w:cols w:space="708"/>
@@ -28926,6 +29045,7 @@
   <w:style w:type="character" w:default="1" w:styleId="Fuentedeprrafopredeter">
     <w:name w:val="Default Paragraph Font"/>
     <w:uiPriority w:val="1"/>
+    <w:semiHidden/>
     <w:unhideWhenUsed/>
   </w:style>
   <w:style w:type="table" w:default="1" w:styleId="Tablanormal">
